--- a/client_rules/National General.docx
+++ b/client_rules/National General.docx
@@ -130,6 +130,7 @@
                 <w14:ligatures w14:val="none"/>
               </w:rPr>
             </w:pPr>
+            <w:proofErr w:type="gramStart"/>
             <w:r>
               <w:rPr>
                 <w:rFonts w:ascii="Times New Roman" w:eastAsia="Times New Roman" w:hAnsi="Times New Roman" w:cs="Times New Roman"/>
@@ -138,7 +139,18 @@
                 <w:szCs w:val="24"/>
                 <w14:ligatures w14:val="none"/>
               </w:rPr>
-              <w:t>7765940  : National General</w:t>
+              <w:t>7765940  :</w:t>
+            </w:r>
+            <w:proofErr w:type="gramEnd"/>
+            <w:r>
+              <w:rPr>
+                <w:rFonts w:ascii="Times New Roman" w:eastAsia="Times New Roman" w:hAnsi="Times New Roman" w:cs="Times New Roman"/>
+                <w:kern w:val="0"/>
+                <w:sz w:val="24"/>
+                <w:szCs w:val="24"/>
+                <w14:ligatures w14:val="none"/>
+              </w:rPr>
+              <w:t> National General</w:t>
             </w:r>
           </w:p>
         </w:tc>
@@ -456,6 +468,13 @@
         </w:rPr>
         <w:t>rintout showing the Clean Retail Value of the unit is required with all files - Repairable or Total Loss. </w:t>
       </w:r>
+      <w:r>
+        <w:rPr>
+          <w:sz w:val="24"/>
+          <w:szCs w:val="24"/>
+        </w:rPr>
+        <w:t>This may include NADA, J.D. Power, Kelly Blue Book, Edmunds, Carfax, Cars.com</w:t>
+      </w:r>
     </w:p>
     <w:p>
       <w:pPr>
@@ -484,7 +503,35 @@
           <w:highlight w:val="yellow"/>
           <w14:ligatures w14:val="none"/>
         </w:rPr>
-        <w:t>Borderline Total Loss:  Contact National General Field Supervisor for further instructions.</w:t>
+        <w:t>Borderline Total Loss</w:t>
+      </w:r>
+      <w:proofErr w:type="gramStart"/>
+      <w:r>
+        <w:rPr>
+          <w:rFonts w:ascii="rubik" w:eastAsia="Times New Roman" w:hAnsi="rubik" w:cs="Times New Roman"/>
+          <w:color w:val="000000"/>
+          <w:spacing w:val="5"/>
+          <w:kern w:val="0"/>
+          <w:sz w:val="24"/>
+          <w:szCs w:val="24"/>
+          <w:highlight w:val="yellow"/>
+          <w14:ligatures w14:val="none"/>
+        </w:rPr>
+        <w:t>:  Contact</w:t>
+      </w:r>
+      <w:proofErr w:type="gramEnd"/>
+      <w:r>
+        <w:rPr>
+          <w:rFonts w:ascii="rubik" w:eastAsia="Times New Roman" w:hAnsi="rubik" w:cs="Times New Roman"/>
+          <w:color w:val="000000"/>
+          <w:spacing w:val="5"/>
+          <w:kern w:val="0"/>
+          <w:sz w:val="24"/>
+          <w:szCs w:val="24"/>
+          <w:highlight w:val="yellow"/>
+          <w14:ligatures w14:val="none"/>
+        </w:rPr>
+        <w:t xml:space="preserve"> National General Field Supervisor for further instructions.</w:t>
       </w:r>
     </w:p>
     <w:p>
@@ -852,7 +899,29 @@
           <w:szCs w:val="26"/>
           <w14:ligatures w14:val="none"/>
         </w:rPr>
-        <w:t>At least 4 photos of the damage area</w:t>
+        <w:t xml:space="preserve">At least 4 photos of the </w:t>
+      </w:r>
+      <w:proofErr w:type="gramStart"/>
+      <w:r>
+        <w:rPr>
+          <w:rFonts w:ascii="rubik" w:eastAsia="Times New Roman" w:hAnsi="rubik" w:cs="Times New Roman"/>
+          <w:kern w:val="0"/>
+          <w:sz w:val="26"/>
+          <w:szCs w:val="26"/>
+          <w14:ligatures w14:val="none"/>
+        </w:rPr>
+        <w:t>damage</w:t>
+      </w:r>
+      <w:proofErr w:type="gramEnd"/>
+      <w:r>
+        <w:rPr>
+          <w:rFonts w:ascii="rubik" w:eastAsia="Times New Roman" w:hAnsi="rubik" w:cs="Times New Roman"/>
+          <w:kern w:val="0"/>
+          <w:sz w:val="26"/>
+          <w:szCs w:val="26"/>
+          <w14:ligatures w14:val="none"/>
+        </w:rPr>
+        <w:t xml:space="preserve"> area</w:t>
       </w:r>
     </w:p>
     <w:p>
@@ -1241,25 +1310,9 @@
           <w:szCs w:val="26"/>
           <w14:ligatures w14:val="none"/>
         </w:rPr>
-        <w:t>Carpet condition (front and rear - be sure to lift up floor mats)</w:t>
-      </w:r>
-    </w:p>
-    <w:p>
-      <w:pPr>
-        <w:numPr>
-          <w:ilvl w:val="0"/>
-          <w:numId w:val="4"/>
-        </w:numPr>
-        <w:shd w:val="clear" w:color="auto" w:fill="FFFFFF"/>
-        <w:spacing w:before="100" w:beforeAutospacing="1" w:after="100" w:afterAutospacing="1" w:line="240" w:lineRule="auto"/>
-        <w:rPr>
-          <w:rFonts w:ascii="rubik" w:eastAsia="Times New Roman" w:hAnsi="rubik" w:cs="Times New Roman"/>
-          <w:kern w:val="0"/>
-          <w:sz w:val="24"/>
-          <w:szCs w:val="24"/>
-          <w14:ligatures w14:val="none"/>
-        </w:rPr>
-      </w:pPr>
+        <w:t xml:space="preserve">Carpet condition (front and rear - be sure to </w:t>
+      </w:r>
+      <w:proofErr w:type="gramStart"/>
       <w:r>
         <w:rPr>
           <w:rFonts w:ascii="rubik" w:eastAsia="Times New Roman" w:hAnsi="rubik" w:cs="Times New Roman"/>
@@ -1268,25 +1321,9 @@
           <w:szCs w:val="26"/>
           <w14:ligatures w14:val="none"/>
         </w:rPr>
-        <w:t>Tread depth measurements (all 4 tires)</w:t>
-      </w:r>
-    </w:p>
-    <w:p>
-      <w:pPr>
-        <w:numPr>
-          <w:ilvl w:val="0"/>
-          <w:numId w:val="4"/>
-        </w:numPr>
-        <w:shd w:val="clear" w:color="auto" w:fill="FFFFFF"/>
-        <w:spacing w:before="100" w:beforeAutospacing="1" w:after="100" w:afterAutospacing="1" w:line="240" w:lineRule="auto"/>
-        <w:rPr>
-          <w:rFonts w:ascii="rubik" w:eastAsia="Times New Roman" w:hAnsi="rubik" w:cs="Times New Roman"/>
-          <w:kern w:val="0"/>
-          <w:sz w:val="24"/>
-          <w:szCs w:val="24"/>
-          <w14:ligatures w14:val="none"/>
-        </w:rPr>
-      </w:pPr>
+        <w:t>lift up</w:t>
+      </w:r>
+      <w:proofErr w:type="gramEnd"/>
       <w:r>
         <w:rPr>
           <w:rFonts w:ascii="rubik" w:eastAsia="Times New Roman" w:hAnsi="rubik" w:cs="Times New Roman"/>
@@ -1295,7 +1332,7 @@
           <w:szCs w:val="26"/>
           <w14:ligatures w14:val="none"/>
         </w:rPr>
-        <w:t>Doors and dash for vehicle options</w:t>
+        <w:t xml:space="preserve"> floor mats)</w:t>
       </w:r>
     </w:p>
     <w:p>
@@ -1322,7 +1359,7 @@
           <w:szCs w:val="26"/>
           <w14:ligatures w14:val="none"/>
         </w:rPr>
-        <w:t>Windshields with attention to chips, pits and cracks</w:t>
+        <w:t>Tread depth measurements (all 4 tires)</w:t>
       </w:r>
     </w:p>
     <w:p>
@@ -1349,7 +1386,7 @@
           <w:szCs w:val="26"/>
           <w14:ligatures w14:val="none"/>
         </w:rPr>
-        <w:t>Spare tire</w:t>
+        <w:t>Doors and dash for vehicle options</w:t>
       </w:r>
     </w:p>
     <w:p>
@@ -1376,7 +1413,7 @@
           <w:szCs w:val="26"/>
           <w14:ligatures w14:val="none"/>
         </w:rPr>
-        <w:t>Engine compartment condition</w:t>
+        <w:t>Windshields with attention to chips, pits and cracks</w:t>
       </w:r>
     </w:p>
     <w:p>
@@ -1403,7 +1440,7 @@
           <w:szCs w:val="26"/>
           <w14:ligatures w14:val="none"/>
         </w:rPr>
-        <w:t>Engine with dipstick pulled to show oil level and condition</w:t>
+        <w:t>Spare tire</w:t>
       </w:r>
     </w:p>
     <w:p>
@@ -1430,7 +1467,7 @@
           <w:szCs w:val="26"/>
           <w14:ligatures w14:val="none"/>
         </w:rPr>
-        <w:t>Trunk of vehicle showing spare</w:t>
+        <w:t>Engine compartment condition</w:t>
       </w:r>
     </w:p>
     <w:p>
@@ -1457,7 +1494,83 @@
           <w:szCs w:val="26"/>
           <w14:ligatures w14:val="none"/>
         </w:rPr>
-        <w:t>Any other needed photos to depict damage, UPD or conditioning</w:t>
+        <w:t>Engine with dipstick pulled to show oil level and condition</w:t>
+      </w:r>
+    </w:p>
+    <w:p>
+      <w:pPr>
+        <w:numPr>
+          <w:ilvl w:val="0"/>
+          <w:numId w:val="4"/>
+        </w:numPr>
+        <w:shd w:val="clear" w:color="auto" w:fill="FFFFFF"/>
+        <w:spacing w:before="100" w:beforeAutospacing="1" w:after="100" w:afterAutospacing="1" w:line="240" w:lineRule="auto"/>
+        <w:rPr>
+          <w:rFonts w:ascii="rubik" w:eastAsia="Times New Roman" w:hAnsi="rubik" w:cs="Times New Roman"/>
+          <w:kern w:val="0"/>
+          <w:sz w:val="24"/>
+          <w:szCs w:val="24"/>
+          <w14:ligatures w14:val="none"/>
+        </w:rPr>
+      </w:pPr>
+      <w:r>
+        <w:rPr>
+          <w:rFonts w:ascii="rubik" w:eastAsia="Times New Roman" w:hAnsi="rubik" w:cs="Times New Roman"/>
+          <w:kern w:val="0"/>
+          <w:sz w:val="26"/>
+          <w:szCs w:val="26"/>
+          <w14:ligatures w14:val="none"/>
+        </w:rPr>
+        <w:t>Trunk of vehicle showing spare</w:t>
+      </w:r>
+    </w:p>
+    <w:p>
+      <w:pPr>
+        <w:numPr>
+          <w:ilvl w:val="0"/>
+          <w:numId w:val="4"/>
+        </w:numPr>
+        <w:shd w:val="clear" w:color="auto" w:fill="FFFFFF"/>
+        <w:spacing w:before="100" w:beforeAutospacing="1" w:after="100" w:afterAutospacing="1" w:line="240" w:lineRule="auto"/>
+        <w:rPr>
+          <w:rFonts w:ascii="rubik" w:eastAsia="Times New Roman" w:hAnsi="rubik" w:cs="Times New Roman"/>
+          <w:kern w:val="0"/>
+          <w:sz w:val="24"/>
+          <w:szCs w:val="24"/>
+          <w14:ligatures w14:val="none"/>
+        </w:rPr>
+      </w:pPr>
+      <w:r>
+        <w:rPr>
+          <w:rFonts w:ascii="rubik" w:eastAsia="Times New Roman" w:hAnsi="rubik" w:cs="Times New Roman"/>
+          <w:kern w:val="0"/>
+          <w:sz w:val="26"/>
+          <w:szCs w:val="26"/>
+          <w14:ligatures w14:val="none"/>
+        </w:rPr>
+        <w:t xml:space="preserve">Any other </w:t>
+      </w:r>
+      <w:proofErr w:type="gramStart"/>
+      <w:r>
+        <w:rPr>
+          <w:rFonts w:ascii="rubik" w:eastAsia="Times New Roman" w:hAnsi="rubik" w:cs="Times New Roman"/>
+          <w:kern w:val="0"/>
+          <w:sz w:val="26"/>
+          <w:szCs w:val="26"/>
+          <w14:ligatures w14:val="none"/>
+        </w:rPr>
+        <w:t>needed photos</w:t>
+      </w:r>
+      <w:proofErr w:type="gramEnd"/>
+      <w:r>
+        <w:rPr>
+          <w:rFonts w:ascii="rubik" w:eastAsia="Times New Roman" w:hAnsi="rubik" w:cs="Times New Roman"/>
+          <w:kern w:val="0"/>
+          <w:sz w:val="26"/>
+          <w:szCs w:val="26"/>
+          <w14:ligatures w14:val="none"/>
+        </w:rPr>
+        <w:t xml:space="preserve"> to depict damage, UPD or conditioning</w:t>
       </w:r>
     </w:p>
     <w:p>
@@ -1553,7 +1666,29 @@
           <w:szCs w:val="26"/>
           <w14:ligatures w14:val="none"/>
         </w:rPr>
-        <w:t>NO -  Do not release a copy of the estimate to shop or vehicle owner.</w:t>
+        <w:t xml:space="preserve">NO </w:t>
+      </w:r>
+      <w:proofErr w:type="gramStart"/>
+      <w:r>
+        <w:rPr>
+          <w:rFonts w:ascii="rubik" w:eastAsia="Times New Roman" w:hAnsi="rubik" w:cs="Times New Roman"/>
+          <w:kern w:val="0"/>
+          <w:sz w:val="26"/>
+          <w:szCs w:val="26"/>
+          <w14:ligatures w14:val="none"/>
+        </w:rPr>
+        <w:t>-  Do</w:t>
+      </w:r>
+      <w:proofErr w:type="gramEnd"/>
+      <w:r>
+        <w:rPr>
+          <w:rFonts w:ascii="rubik" w:eastAsia="Times New Roman" w:hAnsi="rubik" w:cs="Times New Roman"/>
+          <w:kern w:val="0"/>
+          <w:sz w:val="26"/>
+          <w:szCs w:val="26"/>
+          <w14:ligatures w14:val="none"/>
+        </w:rPr>
+        <w:t xml:space="preserve"> not release a copy of the estimate to shop or vehicle owner.</w:t>
       </w:r>
     </w:p>
     <w:p>
@@ -1647,7 +1782,31 @@
           <w:szCs w:val="24"/>
           <w14:ligatures w14:val="none"/>
         </w:rPr>
-        <w:t>• Utilize OEM parts only on current model year with under 15k miles. Both must be met before utilizing OEM. If over current model year or over 15k, utilize LKQ, Recon, and Aftermarket parts</w:t>
+        <w:t xml:space="preserve">• Utilize OEM parts only </w:t>
+      </w:r>
+      <w:proofErr w:type="gramStart"/>
+      <w:r>
+        <w:rPr>
+          <w:rFonts w:ascii="Arial" w:eastAsia="Times New Roman" w:hAnsi="Arial" w:cs="Arial"/>
+          <w:spacing w:val="5"/>
+          <w:kern w:val="0"/>
+          <w:sz w:val="24"/>
+          <w:szCs w:val="24"/>
+          <w14:ligatures w14:val="none"/>
+        </w:rPr>
+        <w:t>on current</w:t>
+      </w:r>
+      <w:proofErr w:type="gramEnd"/>
+      <w:r>
+        <w:rPr>
+          <w:rFonts w:ascii="Arial" w:eastAsia="Times New Roman" w:hAnsi="Arial" w:cs="Arial"/>
+          <w:spacing w:val="5"/>
+          <w:kern w:val="0"/>
+          <w:sz w:val="24"/>
+          <w:szCs w:val="24"/>
+          <w14:ligatures w14:val="none"/>
+        </w:rPr>
+        <w:t xml:space="preserve"> model year with under 15k miles. Both must be met before utilizing OEM. If over current model year or over 15k, utilize LKQ, Recon, and Aftermarket parts</w:t>
       </w:r>
       <w:r>
         <w:rPr>
@@ -1659,7 +1818,31 @@
           <w14:ligatures w14:val="none"/>
         </w:rPr>
         <w:br/>
-        <w:t>• Windshield and Back Glass replacement on estimates should be listed as sublet (cost + 25%), based on pricing from a local glass vendor. The sublet amount should include: glass, labor, and urethane kit. (Safelite and Local Vendors should be utilized if cost effective</w:t>
+        <w:t xml:space="preserve">• Windshield and Back Glass replacement on estimates should be listed as sublet (cost + 25%), based on pricing from a local glass vendor. The sublet amount should </w:t>
+      </w:r>
+      <w:proofErr w:type="gramStart"/>
+      <w:r>
+        <w:rPr>
+          <w:rFonts w:ascii="Arial" w:eastAsia="Times New Roman" w:hAnsi="Arial" w:cs="Arial"/>
+          <w:spacing w:val="5"/>
+          <w:kern w:val="0"/>
+          <w:sz w:val="24"/>
+          <w:szCs w:val="24"/>
+          <w14:ligatures w14:val="none"/>
+        </w:rPr>
+        <w:t>include:</w:t>
+      </w:r>
+      <w:proofErr w:type="gramEnd"/>
+      <w:r>
+        <w:rPr>
+          <w:rFonts w:ascii="Arial" w:eastAsia="Times New Roman" w:hAnsi="Arial" w:cs="Arial"/>
+          <w:spacing w:val="5"/>
+          <w:kern w:val="0"/>
+          <w:sz w:val="24"/>
+          <w:szCs w:val="24"/>
+          <w14:ligatures w14:val="none"/>
+        </w:rPr>
+        <w:t xml:space="preserve"> glass, labor, and urethane kit. (Safelite and Local Vendors should be utilized if cost effective</w:t>
       </w:r>
       <w:r>
         <w:rPr>
@@ -2208,7 +2391,55 @@
           <w:szCs w:val="24"/>
           <w14:ligatures w14:val="none"/>
         </w:rPr>
-        <w:t>• You should make a total loss determination using your best judgment and information available to you. if you are still unsure whether the vehicle is a total loss follow the instructions below:</w:t>
+        <w:t xml:space="preserve">• You should make a total loss determination using your best judgment and information available to you. </w:t>
+      </w:r>
+      <w:proofErr w:type="gramStart"/>
+      <w:r>
+        <w:rPr>
+          <w:rFonts w:ascii="Arial" w:eastAsia="Times New Roman" w:hAnsi="Arial" w:cs="Arial"/>
+          <w:spacing w:val="5"/>
+          <w:kern w:val="0"/>
+          <w:sz w:val="24"/>
+          <w:szCs w:val="24"/>
+          <w14:ligatures w14:val="none"/>
+        </w:rPr>
+        <w:t>if</w:t>
+      </w:r>
+      <w:proofErr w:type="gramEnd"/>
+      <w:r>
+        <w:rPr>
+          <w:rFonts w:ascii="Arial" w:eastAsia="Times New Roman" w:hAnsi="Arial" w:cs="Arial"/>
+          <w:spacing w:val="5"/>
+          <w:kern w:val="0"/>
+          <w:sz w:val="24"/>
+          <w:szCs w:val="24"/>
+          <w14:ligatures w14:val="none"/>
+        </w:rPr>
+        <w:t xml:space="preserve"> you are still unsure whether the vehicle is a total </w:t>
+      </w:r>
+      <w:proofErr w:type="gramStart"/>
+      <w:r>
+        <w:rPr>
+          <w:rFonts w:ascii="Arial" w:eastAsia="Times New Roman" w:hAnsi="Arial" w:cs="Arial"/>
+          <w:spacing w:val="5"/>
+          <w:kern w:val="0"/>
+          <w:sz w:val="24"/>
+          <w:szCs w:val="24"/>
+          <w14:ligatures w14:val="none"/>
+        </w:rPr>
+        <w:t>loss</w:t>
+      </w:r>
+      <w:proofErr w:type="gramEnd"/>
+      <w:r>
+        <w:rPr>
+          <w:rFonts w:ascii="Arial" w:eastAsia="Times New Roman" w:hAnsi="Arial" w:cs="Arial"/>
+          <w:spacing w:val="5"/>
+          <w:kern w:val="0"/>
+          <w:sz w:val="24"/>
+          <w:szCs w:val="24"/>
+          <w14:ligatures w14:val="none"/>
+        </w:rPr>
+        <w:t xml:space="preserve"> follow the instructions below:</w:t>
       </w:r>
       <w:r>
         <w:rPr>
@@ -2338,6 +2569,7 @@
           <w14:ligatures w14:val="none"/>
         </w:rPr>
       </w:pPr>
+      <w:proofErr w:type="gramStart"/>
       <w:r>
         <w:rPr>
           <w:rFonts w:ascii="Times New Roman" w:eastAsia="Times New Roman" w:hAnsi="Symbol" w:cs="Times New Roman"/>
@@ -2366,7 +2598,18 @@
           <w:szCs w:val="26"/>
           <w14:ligatures w14:val="none"/>
         </w:rPr>
-        <w:t>Do not include towing, storage or teardown charges in estimate. List in Appraisal Report comments only and include a copy of the invoice/bill with your upload.</w:t>
+        <w:t>Do</w:t>
+      </w:r>
+      <w:proofErr w:type="gramEnd"/>
+      <w:r>
+        <w:rPr>
+          <w:rFonts w:ascii="Times New Roman" w:eastAsia="Times New Roman" w:hAnsi="Times New Roman" w:cs="Times New Roman"/>
+          <w:kern w:val="0"/>
+          <w:sz w:val="26"/>
+          <w:szCs w:val="26"/>
+          <w14:ligatures w14:val="none"/>
+        </w:rPr>
+        <w:t xml:space="preserve"> not include towing, storage or teardown charges in estimate. List in Appraisal Report comments only and include a copy of the invoice/bill with your upload.</w:t>
       </w:r>
     </w:p>
     <w:p>
@@ -2599,7 +2842,29 @@
           <w:szCs w:val="24"/>
           <w14:ligatures w14:val="none"/>
         </w:rPr>
-        <w:t> Betterment/depreciation shall apply to CLAIMANTS. Betterment for insured will be waived if the insd has the V550 endorsement.</w:t>
+        <w:t xml:space="preserve"> Betterment/depreciation shall apply to CLAIMANTS. Betterment for insured will be waived if the </w:t>
+      </w:r>
+      <w:proofErr w:type="spellStart"/>
+      <w:r>
+        <w:rPr>
+          <w:rFonts w:ascii="Arial" w:eastAsia="Times New Roman" w:hAnsi="Arial" w:cs="Arial"/>
+          <w:kern w:val="0"/>
+          <w:sz w:val="24"/>
+          <w:szCs w:val="24"/>
+          <w14:ligatures w14:val="none"/>
+        </w:rPr>
+        <w:t>insd</w:t>
+      </w:r>
+      <w:proofErr w:type="spellEnd"/>
+      <w:r>
+        <w:rPr>
+          <w:rFonts w:ascii="Arial" w:eastAsia="Times New Roman" w:hAnsi="Arial" w:cs="Arial"/>
+          <w:kern w:val="0"/>
+          <w:sz w:val="24"/>
+          <w:szCs w:val="24"/>
+          <w14:ligatures w14:val="none"/>
+        </w:rPr>
+        <w:t xml:space="preserve"> has the V550 endorsement.</w:t>
       </w:r>
     </w:p>
     <w:p>
@@ -2803,7 +3068,51 @@
           <w:szCs w:val="26"/>
           <w14:ligatures w14:val="none"/>
         </w:rPr>
-        <w:t>Comment in your Appraisal Report the "Approximate Market Value" of the unit. </w:t>
+        <w:t xml:space="preserve">Comment </w:t>
+      </w:r>
+      <w:proofErr w:type="gramStart"/>
+      <w:r>
+        <w:rPr>
+          <w:rFonts w:ascii="rubik" w:eastAsia="Times New Roman" w:hAnsi="rubik" w:cs="Times New Roman"/>
+          <w:kern w:val="0"/>
+          <w:sz w:val="26"/>
+          <w:szCs w:val="26"/>
+          <w14:ligatures w14:val="none"/>
+        </w:rPr>
+        <w:t>in</w:t>
+      </w:r>
+      <w:proofErr w:type="gramEnd"/>
+      <w:r>
+        <w:rPr>
+          <w:rFonts w:ascii="rubik" w:eastAsia="Times New Roman" w:hAnsi="rubik" w:cs="Times New Roman"/>
+          <w:kern w:val="0"/>
+          <w:sz w:val="26"/>
+          <w:szCs w:val="26"/>
+          <w14:ligatures w14:val="none"/>
+        </w:rPr>
+        <w:t xml:space="preserve"> your Appraisal </w:t>
+      </w:r>
+      <w:proofErr w:type="gramStart"/>
+      <w:r>
+        <w:rPr>
+          <w:rFonts w:ascii="rubik" w:eastAsia="Times New Roman" w:hAnsi="rubik" w:cs="Times New Roman"/>
+          <w:kern w:val="0"/>
+          <w:sz w:val="26"/>
+          <w:szCs w:val="26"/>
+          <w14:ligatures w14:val="none"/>
+        </w:rPr>
+        <w:t>Report</w:t>
+      </w:r>
+      <w:proofErr w:type="gramEnd"/>
+      <w:r>
+        <w:rPr>
+          <w:rFonts w:ascii="rubik" w:eastAsia="Times New Roman" w:hAnsi="rubik" w:cs="Times New Roman"/>
+          <w:kern w:val="0"/>
+          <w:sz w:val="26"/>
+          <w:szCs w:val="26"/>
+          <w14:ligatures w14:val="none"/>
+        </w:rPr>
+        <w:t xml:space="preserve"> the "Approximate Market Value" of the unit. </w:t>
       </w:r>
     </w:p>
     <w:p>
@@ -3184,7 +3493,29 @@
           <w:szCs w:val="24"/>
           <w14:ligatures w14:val="none"/>
         </w:rPr>
-        <w:t xml:space="preserve">Always list the days to repair the vehicle in the estimate and appraiser report. Utilize the formula below. Repair days are computed using Total labor hrs divided by 5 days + weekends </w:t>
+        <w:t xml:space="preserve">Always list the days to repair the vehicle in the estimate and appraiser report. Utilize the formula below. Repair days are computed using Total labor </w:t>
+      </w:r>
+      <w:proofErr w:type="spellStart"/>
+      <w:r>
+        <w:rPr>
+          <w:rFonts w:ascii="Arial" w:eastAsia="Times New Roman" w:hAnsi="Arial" w:cs="Arial"/>
+          <w:kern w:val="0"/>
+          <w:sz w:val="24"/>
+          <w:szCs w:val="24"/>
+          <w14:ligatures w14:val="none"/>
+        </w:rPr>
+        <w:t>hrs</w:t>
+      </w:r>
+      <w:proofErr w:type="spellEnd"/>
+      <w:r>
+        <w:rPr>
+          <w:rFonts w:ascii="Arial" w:eastAsia="Times New Roman" w:hAnsi="Arial" w:cs="Arial"/>
+          <w:kern w:val="0"/>
+          <w:sz w:val="24"/>
+          <w:szCs w:val="24"/>
+          <w14:ligatures w14:val="none"/>
+        </w:rPr>
+        <w:t xml:space="preserve"> divided by 5 days + weekends </w:t>
       </w:r>
       <w:r>
         <w:rPr>
@@ -3195,7 +3526,29 @@
           <w14:ligatures w14:val="none"/>
         </w:rPr>
         <w:lastRenderedPageBreak/>
-        <w:t>for anything over 5 days. Add weekend days if over a five day repair or vehicle towed in. Add 1 day for dry time. and Add 1 day for parts order</w:t>
+        <w:t xml:space="preserve">for anything over 5 days. Add weekend days if over a </w:t>
+      </w:r>
+      <w:proofErr w:type="gramStart"/>
+      <w:r>
+        <w:rPr>
+          <w:rFonts w:ascii="Arial" w:eastAsia="Times New Roman" w:hAnsi="Arial" w:cs="Arial"/>
+          <w:kern w:val="0"/>
+          <w:sz w:val="24"/>
+          <w:szCs w:val="24"/>
+          <w14:ligatures w14:val="none"/>
+        </w:rPr>
+        <w:t>five day</w:t>
+      </w:r>
+      <w:proofErr w:type="gramEnd"/>
+      <w:r>
+        <w:rPr>
+          <w:rFonts w:ascii="Arial" w:eastAsia="Times New Roman" w:hAnsi="Arial" w:cs="Arial"/>
+          <w:kern w:val="0"/>
+          <w:sz w:val="24"/>
+          <w:szCs w:val="24"/>
+          <w14:ligatures w14:val="none"/>
+        </w:rPr>
+        <w:t xml:space="preserve"> repair or vehicle towed in. Add 1 day for dry time. and Add 1 day for parts order</w:t>
       </w:r>
     </w:p>
     <w:p>
@@ -3222,8 +3575,20 @@
           <w:szCs w:val="24"/>
           <w14:ligatures w14:val="none"/>
         </w:rPr>
-        <w:t>Salvage bids are required only when requested by client..</w:t>
-      </w:r>
+        <w:t xml:space="preserve">Salvage bids are required only when requested by </w:t>
+      </w:r>
+      <w:proofErr w:type="gramStart"/>
+      <w:r>
+        <w:rPr>
+          <w:rFonts w:ascii="Arial" w:eastAsia="Times New Roman" w:hAnsi="Arial" w:cs="Arial"/>
+          <w:kern w:val="0"/>
+          <w:sz w:val="24"/>
+          <w:szCs w:val="24"/>
+          <w14:ligatures w14:val="none"/>
+        </w:rPr>
+        <w:t>client..</w:t>
+      </w:r>
+      <w:proofErr w:type="gramEnd"/>
     </w:p>
     <w:p>
       <w:pPr>
@@ -3304,7 +3669,29 @@
           <w:szCs w:val="24"/>
           <w14:ligatures w14:val="none"/>
         </w:rPr>
-        <w:t>Do not stop writing damages at T/L threshold (Always write 100% of the damages)</w:t>
+        <w:t xml:space="preserve">Do not stop writing damages at T/L threshold (Always write 100% of the </w:t>
+      </w:r>
+      <w:proofErr w:type="gramStart"/>
+      <w:r>
+        <w:rPr>
+          <w:rFonts w:ascii="Arial" w:eastAsia="Times New Roman" w:hAnsi="Arial" w:cs="Arial"/>
+          <w:kern w:val="0"/>
+          <w:sz w:val="24"/>
+          <w:szCs w:val="24"/>
+          <w14:ligatures w14:val="none"/>
+        </w:rPr>
+        <w:t>damages</w:t>
+      </w:r>
+      <w:proofErr w:type="gramEnd"/>
+      <w:r>
+        <w:rPr>
+          <w:rFonts w:ascii="Arial" w:eastAsia="Times New Roman" w:hAnsi="Arial" w:cs="Arial"/>
+          <w:kern w:val="0"/>
+          <w:sz w:val="24"/>
+          <w:szCs w:val="24"/>
+          <w14:ligatures w14:val="none"/>
+        </w:rPr>
+        <w:t>)</w:t>
       </w:r>
     </w:p>
     <w:p>
@@ -3323,15 +3710,27 @@
           <w14:ligatures w14:val="none"/>
         </w:rPr>
       </w:pPr>
-      <w:r>
-        <w:rPr>
-          <w:rFonts w:ascii="Arial" w:eastAsia="Times New Roman" w:hAnsi="Arial" w:cs="Arial"/>
-          <w:kern w:val="0"/>
-          <w:sz w:val="24"/>
-          <w:szCs w:val="24"/>
-          <w14:ligatures w14:val="none"/>
-        </w:rPr>
-        <w:t>Client does NOT have a cap on paint materials so the estimate should ALWAYS reflect the true amount. </w:t>
+      <w:proofErr w:type="gramStart"/>
+      <w:r>
+        <w:rPr>
+          <w:rFonts w:ascii="Arial" w:eastAsia="Times New Roman" w:hAnsi="Arial" w:cs="Arial"/>
+          <w:kern w:val="0"/>
+          <w:sz w:val="24"/>
+          <w:szCs w:val="24"/>
+          <w14:ligatures w14:val="none"/>
+        </w:rPr>
+        <w:t>Client does</w:t>
+      </w:r>
+      <w:proofErr w:type="gramEnd"/>
+      <w:r>
+        <w:rPr>
+          <w:rFonts w:ascii="Arial" w:eastAsia="Times New Roman" w:hAnsi="Arial" w:cs="Arial"/>
+          <w:kern w:val="0"/>
+          <w:sz w:val="24"/>
+          <w:szCs w:val="24"/>
+          <w14:ligatures w14:val="none"/>
+        </w:rPr>
+        <w:t xml:space="preserve"> NOT have a cap on paint materials so the estimate should ALWAYS reflect the true amount. </w:t>
       </w:r>
     </w:p>
     <w:p>
@@ -3358,7 +3757,29 @@
           <w:szCs w:val="24"/>
           <w14:ligatures w14:val="none"/>
         </w:rPr>
-        <w:t>When possible utilize partial refinish vs. full refinish.</w:t>
+        <w:t xml:space="preserve">When </w:t>
+      </w:r>
+      <w:proofErr w:type="gramStart"/>
+      <w:r>
+        <w:rPr>
+          <w:rFonts w:ascii="Arial" w:eastAsia="Times New Roman" w:hAnsi="Arial" w:cs="Arial"/>
+          <w:kern w:val="0"/>
+          <w:sz w:val="24"/>
+          <w:szCs w:val="24"/>
+          <w14:ligatures w14:val="none"/>
+        </w:rPr>
+        <w:t>possible</w:t>
+      </w:r>
+      <w:proofErr w:type="gramEnd"/>
+      <w:r>
+        <w:rPr>
+          <w:rFonts w:ascii="Arial" w:eastAsia="Times New Roman" w:hAnsi="Arial" w:cs="Arial"/>
+          <w:kern w:val="0"/>
+          <w:sz w:val="24"/>
+          <w:szCs w:val="24"/>
+          <w14:ligatures w14:val="none"/>
+        </w:rPr>
+        <w:t xml:space="preserve"> utilize partial refinish vs. full refinish.</w:t>
       </w:r>
     </w:p>
     <w:p>
@@ -3439,7 +3860,29 @@
           <w:szCs w:val="24"/>
           <w14:ligatures w14:val="none"/>
         </w:rPr>
-        <w:t>Remove all prices/values on concessionary items and replace with included</w:t>
+        <w:t xml:space="preserve">Remove all prices/values on concessionary items and </w:t>
+      </w:r>
+      <w:proofErr w:type="gramStart"/>
+      <w:r>
+        <w:rPr>
+          <w:rFonts w:ascii="Arial" w:eastAsia="Times New Roman" w:hAnsi="Arial" w:cs="Arial"/>
+          <w:kern w:val="0"/>
+          <w:sz w:val="24"/>
+          <w:szCs w:val="24"/>
+          <w14:ligatures w14:val="none"/>
+        </w:rPr>
+        <w:t>replace</w:t>
+      </w:r>
+      <w:proofErr w:type="gramEnd"/>
+      <w:r>
+        <w:rPr>
+          <w:rFonts w:ascii="Arial" w:eastAsia="Times New Roman" w:hAnsi="Arial" w:cs="Arial"/>
+          <w:kern w:val="0"/>
+          <w:sz w:val="24"/>
+          <w:szCs w:val="24"/>
+          <w14:ligatures w14:val="none"/>
+        </w:rPr>
+        <w:t xml:space="preserve"> with included</w:t>
       </w:r>
     </w:p>
     <w:p>
@@ -3466,7 +3909,29 @@
           <w:szCs w:val="24"/>
           <w14:ligatures w14:val="none"/>
         </w:rPr>
-        <w:t>Anytime a vehicle is located at a repair facility or a supplement is completed the appraiser must obtain a Direction of Pay from the repair facility. (Always attach a copy in your upload and fill out the correct section on the National General Appraisal Report).</w:t>
+        <w:t xml:space="preserve">Anytime a vehicle is located at a repair </w:t>
+      </w:r>
+      <w:proofErr w:type="gramStart"/>
+      <w:r>
+        <w:rPr>
+          <w:rFonts w:ascii="Arial" w:eastAsia="Times New Roman" w:hAnsi="Arial" w:cs="Arial"/>
+          <w:kern w:val="0"/>
+          <w:sz w:val="24"/>
+          <w:szCs w:val="24"/>
+          <w14:ligatures w14:val="none"/>
+        </w:rPr>
+        <w:t>facility</w:t>
+      </w:r>
+      <w:proofErr w:type="gramEnd"/>
+      <w:r>
+        <w:rPr>
+          <w:rFonts w:ascii="Arial" w:eastAsia="Times New Roman" w:hAnsi="Arial" w:cs="Arial"/>
+          <w:kern w:val="0"/>
+          <w:sz w:val="24"/>
+          <w:szCs w:val="24"/>
+          <w14:ligatures w14:val="none"/>
+        </w:rPr>
+        <w:t xml:space="preserve"> or a supplement is completed the appraiser must obtain a Direction of Pay from the repair facility. (Always attach a copy in your upload and fill out the correct section on the National General Appraisal Report).</w:t>
       </w:r>
     </w:p>
     <w:p>
@@ -3520,7 +3985,29 @@
           <w:szCs w:val="24"/>
           <w14:ligatures w14:val="none"/>
         </w:rPr>
-        <w:t>Hazardous waste - $3.00, if you have to negotiate it should not exceed $5.00 </w:t>
+        <w:t xml:space="preserve">Hazardous waste - $3.00, if you </w:t>
+      </w:r>
+      <w:proofErr w:type="gramStart"/>
+      <w:r>
+        <w:rPr>
+          <w:rFonts w:ascii="Arial" w:eastAsia="Times New Roman" w:hAnsi="Arial" w:cs="Arial"/>
+          <w:kern w:val="0"/>
+          <w:sz w:val="24"/>
+          <w:szCs w:val="24"/>
+          <w14:ligatures w14:val="none"/>
+        </w:rPr>
+        <w:t>have to</w:t>
+      </w:r>
+      <w:proofErr w:type="gramEnd"/>
+      <w:r>
+        <w:rPr>
+          <w:rFonts w:ascii="Arial" w:eastAsia="Times New Roman" w:hAnsi="Arial" w:cs="Arial"/>
+          <w:kern w:val="0"/>
+          <w:sz w:val="24"/>
+          <w:szCs w:val="24"/>
+          <w14:ligatures w14:val="none"/>
+        </w:rPr>
+        <w:t xml:space="preserve"> negotiate it should not exceed $5.00 </w:t>
       </w:r>
     </w:p>
     <w:p>

--- a/client_rules/National General.docx
+++ b/client_rules/National General.docx
@@ -14,9 +14,9 @@
         <w:tblLook w:val="04A0" w:firstRow="1" w:lastRow="0" w:firstColumn="1" w:lastColumn="0" w:noHBand="0" w:noVBand="1"/>
       </w:tblPr>
       <w:tblGrid>
-        <w:gridCol w:w="8677"/>
-        <w:gridCol w:w="10115"/>
-        <w:gridCol w:w="329"/>
+        <w:gridCol w:w="9589"/>
+        <w:gridCol w:w="9231"/>
+        <w:gridCol w:w="301"/>
       </w:tblGrid>
       <w:tr>
         <w:trPr>
@@ -48,7 +48,17 @@
                 <w:szCs w:val="24"/>
                 <w14:ligatures w14:val="none"/>
               </w:rPr>
-              <w:t>Assignment Instructions</w:t>
+              <w:t>National General I</w:t>
+            </w:r>
+            <w:r>
+              <w:rPr>
+                <w:rFonts w:ascii="Times New Roman" w:eastAsia="Times New Roman" w:hAnsi="Times New Roman" w:cs="Times New Roman"/>
+                <w:kern w:val="0"/>
+                <w:sz w:val="24"/>
+                <w:szCs w:val="24"/>
+                <w14:ligatures w14:val="none"/>
+              </w:rPr>
+              <w:t>nstructions</w:t>
             </w:r>
           </w:p>
         </w:tc>
@@ -500,7 +510,6 @@
           <w:kern w:val="0"/>
           <w:sz w:val="24"/>
           <w:szCs w:val="24"/>
-          <w:highlight w:val="yellow"/>
           <w14:ligatures w14:val="none"/>
         </w:rPr>
         <w:t>Borderline Total Loss</w:t>
@@ -514,7 +523,6 @@
           <w:kern w:val="0"/>
           <w:sz w:val="24"/>
           <w:szCs w:val="24"/>
-          <w:highlight w:val="yellow"/>
           <w14:ligatures w14:val="none"/>
         </w:rPr>
         <w:t>:  Contact</w:t>
@@ -528,7 +536,6 @@
           <w:kern w:val="0"/>
           <w:sz w:val="24"/>
           <w:szCs w:val="24"/>
-          <w:highlight w:val="yellow"/>
           <w14:ligatures w14:val="none"/>
         </w:rPr>
         <w:t xml:space="preserve"> National General Field Supervisor for further instructions.</w:t>
@@ -558,7 +565,6 @@
           <w:kern w:val="0"/>
           <w:sz w:val="24"/>
           <w:szCs w:val="24"/>
-          <w:highlight w:val="yellow"/>
           <w14:ligatures w14:val="none"/>
         </w:rPr>
         <w:t>Robert Connell, robert.connell@ngic.com</w:t>
@@ -1782,31 +1788,7 @@
           <w:szCs w:val="24"/>
           <w14:ligatures w14:val="none"/>
         </w:rPr>
-        <w:t xml:space="preserve">• Utilize OEM parts only </w:t>
-      </w:r>
-      <w:proofErr w:type="gramStart"/>
-      <w:r>
-        <w:rPr>
-          <w:rFonts w:ascii="Arial" w:eastAsia="Times New Roman" w:hAnsi="Arial" w:cs="Arial"/>
-          <w:spacing w:val="5"/>
-          <w:kern w:val="0"/>
-          <w:sz w:val="24"/>
-          <w:szCs w:val="24"/>
-          <w14:ligatures w14:val="none"/>
-        </w:rPr>
-        <w:t>on current</w:t>
-      </w:r>
-      <w:proofErr w:type="gramEnd"/>
-      <w:r>
-        <w:rPr>
-          <w:rFonts w:ascii="Arial" w:eastAsia="Times New Roman" w:hAnsi="Arial" w:cs="Arial"/>
-          <w:spacing w:val="5"/>
-          <w:kern w:val="0"/>
-          <w:sz w:val="24"/>
-          <w:szCs w:val="24"/>
-          <w14:ligatures w14:val="none"/>
-        </w:rPr>
-        <w:t xml:space="preserve"> model year with under 15k miles. Both must be met before utilizing OEM. If over current model year or over 15k, utilize LKQ, Recon, and Aftermarket parts</w:t>
+        <w:t>• Utilize OEM parts only on current model year with under 15k miles. Both must be met before utilizing OEM. If over current model year or over 15k, utilize LKQ, Recon, and Aftermarket parts</w:t>
       </w:r>
       <w:r>
         <w:rPr>
@@ -3014,7 +2996,7 @@
           <w:szCs w:val="26"/>
           <w14:ligatures w14:val="none"/>
         </w:rPr>
-        <w:t>Complete the Core appraisal report in its entirety and provide specific detailed inspection notes.</w:t>
+        <w:t>Complete the appraisal report in its entirety and provide specific detailed inspection notes.</w:t>
       </w:r>
     </w:p>
     <w:p>
